--- a/example_articles/countries/El Salvador/1.countries_El Salvador_New_York_Times.docx
+++ b/example_articles/countries/El Salvador/1.countries_El Salvador_New_York_Times.docx
@@ -27,17 +27,17 @@
     </w:p>
     <w:p>
       <w:r>
-        <w:t>Source File: NYT/43.DOCX</w:t>
+        <w:t>Source file: NYT/43.DOCX</w:t>
       </w:r>
     </w:p>
     <w:p>
       <w:r>
-        <w:t>Raw locations result: ['El Salvador']</w:t>
+        <w:t>Raw locations result, 'locations': ['El Salvador']</w:t>
       </w:r>
     </w:p>
     <w:p>
       <w:r>
-        <w:t>countries_stand_flat (Standardized): El Salvador</w:t>
+        <w:t>Standardized locations result, 'countries_stand_flat': El Salvador</w:t>
       </w:r>
     </w:p>
     <w:p>

--- a/example_articles/countries/El Salvador/1.countries_El Salvador_New_York_Times.docx
+++ b/example_articles/countries/El Salvador/1.countries_El Salvador_New_York_Times.docx
@@ -7,7 +7,7 @@
         <w:pStyle w:val="Heading1"/>
       </w:pPr>
       <w:r>
-        <w:t>African Festival's Filmmakers Search for New Angles, and Audiences</w:t>
+        <w:t>The Wolves Are at the Door</w:t>
       </w:r>
     </w:p>
     <w:p>
@@ -17,17 +17,17 @@
     </w:p>
     <w:p>
       <w:r>
-        <w:t>Date: 1997-03-03</w:t>
+        <w:t>Date: 1999-01-17</w:t>
       </w:r>
     </w:p>
     <w:p>
       <w:r>
-        <w:t>Section: Section A; ; Section A; Page 6; Column 1; Foreign Desk ; Column 1;</w:t>
+        <w:t>Section: Section 7; ; Section 7; Page 13; Column 2; Book Review Desk ; Column 2; ; Review</w:t>
       </w:r>
     </w:p>
     <w:p>
       <w:r>
-        <w:t>Source file: NYT/43.DOCX</w:t>
+        <w:t>Source file: NYT/38.DOCX</w:t>
       </w:r>
     </w:p>
     <w:p>
@@ -49,45 +49,36 @@
     </w:p>
     <w:p>
       <w:r>
-        <w:t>By midmorning the overnight cool that blows in from the desert gives way to an ovenlike heat, and the noisy motor scooters that dominate the traffic here have kicked up enough dust to make the air almost viscous.</w:t>
+        <w:t>LITTLE RED RIDING HOOD IN THE RED LIGHT DISTRICT</w:t>
         <w:br/>
-        <w:t>This week, as Ouagadougou played host to the African film festival, the usually sleepy city was all abustle, giving its all to charm the thousands of guests who flocked here even as trinket sellers and taxi drivers did their cheery best to fleece them.</w:t>
+        <w:t>By Manlio Argueta.</w:t>
         <w:br/>
-        <w:t>The festival, known as Fespaco, began 28 years ago and takes place every two years. Most past events have been marked by a feel-good air and have ended on a self-congratulatory note that one of the world's poorest countries could have pulled it off again. But this year, Fespaco (the name is the French acronym for Pan-African Film Festival of Ouagadougou) has been riddled with self-examination.</w:t>
+        <w:t>Translated by Edward Waters Hood.</w:t>
         <w:br/>
-        <w:t>The criticism began after confused organization left African filmmakers scrambling for scarce lodging while many foreign parvenus were treated as V.I.P.'s. Esoteric productions were screened in open-air theaters in poor neighborhoods while films with a natural popular appeal played in the city's few true movie houses.</w:t>
+        <w:t>237 pp. Willimantic, Conn.:</w:t>
         <w:br/>
-        <w:t>Far more troublesome has been the creeping realization among African filmmakers that nearly three decades after this festival was founded as a way to promote the continent's infant cinema, the organizers' goals mostly remain a pan-African dream in search of an African audience.</w:t>
+        <w:t>Curbstone Press. Paper, $14.95.</w:t>
         <w:br/>
-        <w:t>The festival and many of the African filmmakers who have become fixtures here have managed over the years to cultivate vital financial underwriting from backers in France and elsewhere in Europe. But along the way their work has often come to be captive of rarefied foreign tastes. This has locked much of African film, with its stark rural settings and glacial plot progressions, in the art-house ghetto of European and American markets.</w:t>
+        <w:t>"POLITICAL commitment . . . is seldom a calculated intellectual strategy," the Salvadoran poet Claribel Alegria once observed. "It seems to me more like a contagious disease -- and if you happen to live in a plague area, the chances are excellent that you will come down with it." For most of this century, Central America has been rife with this plague, a contagion nurtured by brutal poverty, United States-sponsored military dictatorships and the violent suppression of popular uprisings. In El Salvador, several great writers have been plague carriers: Alegria herself, the poet Roque Dalton and the novelist Manlio Argueta.</w:t>
         <w:br/>
-        <w:t>"For African cinema to survive," said Idrissa Ouedraogo, a director from Burkina Faso, "we must find some way of exploiting our natural market, which is the rural world, where 80 percent of Africans live." Mr. Ouedraogo's film "Kini and Adams" opened this year's festival.</w:t>
+        <w:t>Argueta's second novel, "Little Red Riding Hood in the Red Light District," a kaleidoscopic tale of El Salvador in the 1970's, has finally been published in North America, in a lively translation by Edward Waters Hood. In the United States, Argueta is best known for his third novel, "One Day of Life," an account of a single day in the life of a peasant family in war-torn Chalatenango. "Little Red Riding Hood," the most popular of Argueta's novels in his native land, was begun in 1972, abandoned, then finally completed in 1978 in Costa Rica, where Argueta spent most of two decades in exile.</w:t>
         <w:br/>
-        <w:t>"In France and the United States," he added, "a lot of movies are made more cheaply than some of the movies you will see here. We need to make films in accordance with the realities of the African market. To my thinking that means drawing lessons from India, and adopting their rhythm and cost of production, and keeping plots accessible."</w:t>
+        <w:t>Through its fractured narrative, letter fragments and hyperbolic lovers' dialogues, "Little Red Riding Hood" tells the story of Alfonso, a student poet and would-be guerrilla soldier who carries on a delirious affair with Hormiga, his landlady's niece, in the Forest neighborhood of San Salvador. The "red light district" of the title refers both to the poor barrio where Alfonso rents his room and to the military-controlled regions of the countryside. At his university, Alfonso joins a radical student union and works at a clandestine press with several leftist friends.</w:t>
         <w:br/>
-        <w:t>Mr. Ouedraogo's latest film, his seventh feature, is a departure for a director from French-speaking Africa: it was filmed in English, in Zimbabwe, using South African actors. A cautionary tale of the fragility of dreams shared by working-class friends whose lives are undone by jealousy, it was written with a wide-ranging audience in mind.</w:t>
+        <w:t>Intercut throughout the novel are glimpses of the "Little Red Riding Hood" fairy tale, featuring Hormiga as the heroine and her Aunt Gracia as Red Riding Hood's grandmother -- and not one but two wolves. Unknown to Alfonso and his comrades, the clandestine press has been infiltrated. Noel, a military intelligence agent, recruits Guillermo, the working-class brother of one of the student rebels, to spy on Alfonso. And when Alfonso decides to abandon the press and join the forces of rebellion, the novel evokes not just these wolves but those of El Salvador's past.</w:t>
         <w:br/>
-        <w:t>Two years ago, French backers of the festival fretted openly about the arrival of a newly democratic South Africa as a potent cultural force that would come to dominate African cinema, much as South African influence has spread in other fields.</w:t>
+        <w:t>More than anything, though, the novel is haunted by the ghost of Roque Dalton, who joined the armed struggle in the countryside. It was Dalton's 1975 murder by a conservative faction of the People's Revolutionary Army that inspired Argueta to return to the novel he had abandoned. Dalton's own work forms the backdrop for the fictional Alfonso's journey from poet to guerrilla.</w:t>
         <w:br/>
-        <w:t>That has not happened. But Mr. Ouedraogo's choice of languages (his film carried French subtitles) seemed to represent a growing consciousness among French-speaking filmmakers of the need to break out of a cozy but ultimately narrow market.</w:t>
+        <w:t>To most North Americans, for whom Central America was merely a sort of provincial theater in the larger drama of the cold war, the novel serves as a vivid reminder of the terror and hope of wartime San Salvador. As in his first (as yet untranslated) novel, "El Valle de las Hamacas," Argueta uses this book lovingly to depict the particulars of life in the poor districts of El Salvador in the 1970's: the sound of the clarinero bird, the scent of the maquilishuat tree, the manic energy of the clandestine press, the late nights drinking guaro liquor in a rundown cafe.</w:t>
         <w:br/>
-        <w:t>Balufu Bakupa-Kanyinda's bitingly satirical short subject "The Draftsman" attacks the dictatorship of President Mobutu Sese Seko of Zaire. For Mr. Bakupa-Kanyinda, a Zairian, France's support of Fes paco, which it heavily promotes as a "Francophone" event, has had a crippling effect on the festival.</w:t>
+        <w:t>"How do you write a poem underground?" Alfonso asks himself at his darkest moment fighting in the countryside, and then provides the answer to his own question: "I'm below sea level, but my sentiments -- that I express in some fashion -- are celestial." For Argueta, novelist of the urban poor, for the peasantry and for the rural-urban migrants of war-ravaged El Salvador, that is the answer too. True to the legacy of Roque Dalton, Argueta remains an optimist.</w:t>
         <w:br/>
-        <w:t>No Nigerian films were scheduled for screening, for example, even though Nigeria has 110 million people, more than all of French-speaking Africa. Two other large English-speaking countries, Kenya and Ghana, were also absent.</w:t>
+        <w:t>IN his introduction to Dalton's memoir of Miguel Marmol, the leader of a failed uprising in 1932, Argueta quotes the historian Thomas Anderson, who wrote that among all the nations of Latin America El Salvador is "a chronically unhappy country." "But," Argueta argues, "there is something more exceptional: that at a high cost in lives, it has struggled to change the society of horror, which has been equally exceptional. And it continues to search for the social peace that has been unknown in its history."</w:t>
         <w:br/>
-        <w:t>"Fespaco has become the plaything of the Parisians who flock here," said Mr. Bakupa-Kanyinda. "They don't consider that there is an English-speaking or Swahili-speaking Africa. The work of an Ethiopian living in Washington or a Ghanaian living in London is marginalized as a film of the 'diaspora,' while a Senegalese living in Paris is considered part of the mainstream."</w:t>
+        <w:t>Argueta's novel of poet-rebels, brother-traitors and young women wandering in a forest of wolves is an invaluable memento of that exceptional past.</w:t>
         <w:br/>
-        <w:t>Jean-Louis Roy, secretary general of La Francophonie, an association of French-speaking countries sponsored by France, discounted the French influence.</w:t>
         <w:br/>
-        <w:t>"We fund African creators without any control on the final product," he said. "In Ouagadougou we did not hear any of these sorts of gripes."</w:t>
-        <w:br/>
-        <w:t>The foreign influence is felt strongly in the choice of themes. Many complained that African films shown at Fespaco, especially those made in the host country, come off as romanticized works of anthropology, often set in the hardscrabble world of noble peasants living traditional lives.</w:t>
-        <w:br/>
-        <w:t>Many of the artists here said that such subject matter appealed far more to foreign audiences than it did to Africans.</w:t>
-        <w:br/>
-        <w:t>"Why do the foreign critics favor the films of Burkina Faso so much?" asked the Ivoirian actress Akissi Delta, a star who specializes in spicy roles. "Because everything is dry, and the peasants are poor and simple. For them, that is Africa.</w:t>
-        <w:br/>
-        <w:t>"People in Togo or Benin, or wherever, might appreciate seeing characters who are sensual and complicated. When are they going to realize that our continent is immense, and not everybody is sad or struggling with drought?"</w:t>
+        <w:t>http://www.nytimes.com</w:t>
         <w:br/>
         <w:br/>
         <w:t>Graphic</w:t>
@@ -95,11 +86,7 @@
         <w:br/>
         <w:t xml:space="preserve"> </w:t>
         <w:br/>
-        <w:t>Photo: A spirit of self-examination dominated this year's film festival in Ouagadougou, Burkina Faso, as many filmmakers there sought an audience beyond art houses. Technicians ran the projectors at the Cine Burkina. (Robert Grossman, Sygma for The New York Times)</w:t>
-        <w:br/>
-        <w:t xml:space="preserve"> </w:t>
-        <w:br/>
-        <w:t>Map showing the location of Ouagadougou, Burkina Faso: The Fespaco film festival is held in Ouagadougou every two years.</w:t>
+        <w:t>Drawing (Danijel Zezelj)</w:t>
       </w:r>
     </w:p>
     <w:sectPr>

--- a/example_articles/countries/El Salvador/1.countries_El Salvador_New_York_Times.docx
+++ b/example_articles/countries/El Salvador/1.countries_El Salvador_New_York_Times.docx
@@ -7,7 +7,7 @@
         <w:pStyle w:val="Heading1"/>
       </w:pPr>
       <w:r>
-        <w:t>The Wolves Are at the Door</w:t>
+        <w:t>Cause and Effect</w:t>
       </w:r>
     </w:p>
     <w:p>
@@ -17,22 +17,22 @@
     </w:p>
     <w:p>
       <w:r>
-        <w:t>Date: 1999-01-17</w:t>
+        <w:t>Date: 2024-03-03</w:t>
       </w:r>
     </w:p>
     <w:p>
       <w:r>
-        <w:t>Section: Section 7; ; Section 7; Page 13; Column 2; Book Review Desk ; Column 2; ; Review</w:t>
+        <w:t>Section: Section BR; Column 0; Book Review Desk; Pg. 17; NONFICTION</w:t>
       </w:r>
     </w:p>
     <w:p>
       <w:r>
-        <w:t>Source file: NYT/38.DOCX</w:t>
+        <w:t>Source file: NYT/4.DOCX</w:t>
       </w:r>
     </w:p>
     <w:p>
       <w:r>
-        <w:t>Raw locations result, 'locations': ['El Salvador']</w:t>
+        <w:t>Raw locations result, 'locations': ['California', 'El Salvador']</w:t>
       </w:r>
     </w:p>
     <w:p>
@@ -49,36 +49,44 @@
     </w:p>
     <w:p>
       <w:r>
-        <w:t>LITTLE RED RIDING HOOD IN THE RED LIGHT DISTRICT</w:t>
+        <w:t>In ''Everyone Who Is Gone Is Here,'' Jonathan Blitzer connects the dots between U.S. foreign policy in Central America and the migrant crisis.</w:t>
         <w:br/>
-        <w:t>By Manlio Argueta.</w:t>
+        <w:t xml:space="preserve">EVERYONE WHO IS GONE IS HERE: The United States, Central America, and the Making of a Crisis, by Jonathan Blitzer </w:t>
         <w:br/>
-        <w:t>Translated by Edward Waters Hood.</w:t>
+        <w:t xml:space="preserve">  The immigration crisis at the southern border has become a defining issue of this year's presidential election.</w:t>
         <w:br/>
-        <w:t>237 pp. Willimantic, Conn.:</w:t>
+        <w:t xml:space="preserve">  With polls showing Americans' rising alarm at a surge in migration, President Biden has tacked right, pleading with Republicans to sign a bipartisan deal that grants them much of their immigration wish list, including curtailing asylum. Given his druthers, he'd ''shut down the border right now and fix it quickly,'' he has said. Donald Trump, who wrested anti-immigrant politics into the mainstream in his first campaign, has promised to take control by carrying out ''the largest deportation in history'' if re-elected.</w:t>
         <w:br/>
-        <w:t>Curbstone Press. Paper, $14.95.</w:t>
+        <w:t xml:space="preserve">  As Jonathan Blitzer shows in ''Everyone Who Is Gone Is Here,'' his timely and instructive history of the immigration crisis, the trouble at the border isn't likely to be solved soon, since it is the outcome of a long and vexed entanglement between the United States and its southern neighbors. In the past decade, those crossing have shifted from Mexicans looking for work to Central Americans and others seeking asylum. The deplorable results include unaccompanied children, family separations and refugee encampments.</w:t>
         <w:br/>
-        <w:t>"POLITICAL commitment . . . is seldom a calculated intellectual strategy," the Salvadoran poet Claribel Alegria once observed. "It seems to me more like a contagious disease -- and if you happen to live in a plague area, the chances are excellent that you will come down with it." For most of this century, Central America has been rife with this plague, a contagion nurtured by brutal poverty, United States-sponsored military dictatorships and the violent suppression of popular uprisings. In El Salvador, several great writers have been plague carriers: Alegria herself, the poet Roque Dalton and the novelist Manlio Argueta.</w:t>
+        <w:t xml:space="preserve">  Drawing on his reporting as a staff writer for The New Yorker, Blitzer profiles a cast that includes migrants, activists and politicians, unspooling their stories across a half-century in three acts: the Cold War counterinsurgencies in El Salvador, Guatemala and Honduras, which displaced millions and helped remake U.S. immigration policy; the growth of gangs in Central America, bolstered by deportation; and the rise in asylum seekers as a mass movement of the dispossessed.</w:t>
         <w:br/>
-        <w:t>Argueta's second novel, "Little Red Riding Hood in the Red Light District," a kaleidoscopic tale of El Salvador in the 1970's, has finally been published in North America, in a lively translation by Edward Waters Hood. In the United States, Argueta is best known for his third novel, "One Day of Life," an account of a single day in the life of a peasant family in war-torn Chalatenango. "Little Red Riding Hood," the most popular of Argueta's novels in his native land, was begun in 1972, abandoned, then finally completed in 1978 in Costa Rica, where Argueta spent most of two decades in exile.</w:t>
+        <w:t xml:space="preserve">  Juan Romagaoza, a leftist medical student and the moral center of the book, is witness to the horrors of the Salvadoran military's repression, backed by the United States, in the 1980s. After being maimed by soldiers during torture, he escapes to Mexico and eventually to the United States, where he participates in the struggles of Central Americans seeking protection against deportation. Early waves of activists and deserters are followed by migrants fleeing poverty and violence as the ''dividing line between the U.S. and Central America only grew blurrier.'' At one point almost a quarter of El Salvador's population would be living in this country.</w:t>
         <w:br/>
-        <w:t>Through its fractured narrative, letter fragments and hyperbolic lovers' dialogues, "Little Red Riding Hood" tells the story of Alfonso, a student poet and would-be guerrilla soldier who carries on a delirious affair with Hormiga, his landlady's niece, in the Forest neighborhood of San Salvador. The "red light district" of the title refers both to the poor barrio where Alfonso rents his room and to the military-controlled regions of the countryside. At his university, Alfonso joins a radical student union and works at a clandestine press with several leftist friends.</w:t>
+        <w:t xml:space="preserve">  Among them is Eddie Anzora, a working-class kid growing up ''half anthropologist, half wannabe hood'' in South Los Angeles, where a metastasizing gang culture reflects the American dialectic between prison and street life. As the war on gang crime accelerates through the late 1980s, his city becomes a focus of a domestic counterinsurgency, the ''national vanguard of anti-gang policing.'' California cops pioneer collaborations with immigration authorities to ''clean out'' city and state jails, a practice later replicated on a nationwide scale: ''It was much easier to deport someone than it was to convict him of a crime.''</w:t>
         <w:br/>
-        <w:t>Intercut throughout the novel are glimpses of the "Little Red Riding Hood" fairy tale, featuring Hormiga as the heroine and her Aunt Gracia as Red Riding Hood's grandmother -- and not one but two wolves. Unknown to Alfonso and his comrades, the clandestine press has been infiltrated. Noel, a military intelligence agent, recruits Guillermo, the working-class brother of one of the student rebels, to spy on Alfonso. And when Alfonso decides to abandon the press and join the forces of rebellion, the novel evokes not just these wolves but those of El Salvador's past.</w:t>
+        <w:t xml:space="preserve">  In a post-conflict Central America suffering under the corrupt rule of ex-combatants, the criminal gangs take root. The U.S. deportation machine eventually catches up with Anzora after he's arrested for drug possession, and he ends up back in El Salvador, where he has to dodge gang members deported from the streets of L.A. Fleeing poverty and criminal violence, Central Americans begin to claim asylum in ever greater numbers at the southern border, leading to the humanitarian crises we see there today -- starting with a wave of unaccompanied children in 2014.</w:t>
         <w:br/>
-        <w:t>More than anything, though, the novel is haunted by the ghost of Roque Dalton, who joined the armed struggle in the countryside. It was Dalton's 1975 murder by a conservative faction of the People's Revolutionary Army that inspired Argueta to return to the novel he had abandoned. Dalton's own work forms the backdrop for the fictional Alfonso's journey from poet to guerrilla.</w:t>
+        <w:t xml:space="preserve">  The last major immigration reform passed by Congress was in 1990; since then, the border has been mostly managed by ad hoc executive action and the federal courts. As Blitzer illustrates, the American immigration system is a victim of its own dysfunction. The growing backlog in asylum applications encourages more people to use it to stay in the country; draconian laws and border controls increase the population of ''trapped'' undocumented immigrants; rules meant to protect children at the border incentivize parents to send them on their own.</w:t>
         <w:br/>
-        <w:t>To most North Americans, for whom Central America was merely a sort of provincial theater in the larger drama of the cold war, the novel serves as a vivid reminder of the terror and hope of wartime San Salvador. As in his first (as yet untranslated) novel, "El Valle de las Hamacas," Argueta uses this book lovingly to depict the particulars of life in the poor districts of El Salvador in the 1970's: the sound of the clarinero bird, the scent of the maquilishuat tree, the manic energy of the clandestine press, the late nights drinking guaro liquor in a rundown cafe.</w:t>
+        <w:t xml:space="preserve">  In at times exhaustive detail, Blitzer chronicles the policy sausage factory in Washington, D.C., contrasting figures like Cecilia Muñoz, a former activist who reluctantly joins the Obama administration, with Trump's most influential adviser on immigration, Stephen Miller, who ''embraced the role of archvillain.''</w:t>
         <w:br/>
-        <w:t>"How do you write a poem underground?" Alfonso asks himself at his darkest moment fighting in the countryside, and then provides the answer to his own question: "I'm below sea level, but my sentiments -- that I express in some fashion -- are celestial." For Argueta, novelist of the urban poor, for the peasantry and for the rural-urban migrants of war-ravaged El Salvador, that is the answer too. True to the legacy of Roque Dalton, Argueta remains an optimist.</w:t>
+        <w:t xml:space="preserve">  Yet even as Blitzer dramatizes these partisan battles and the consequences they have for people's lives -- such as when, in 1998, Muñoz and other organizers lobbied for ''175,000 immigrant children'' to have their food stamps restored -- he exposes the deep continuities between Democratic and Republican administrations. The most ironclad is the fixation on the ''deterrence'' of unauthorized immigrants with increasingly harsh consequences, expressed by strategies with names like Consequence Delivery System, ''prevention through deterrence'' and the Criminal Consequence Initiative.</w:t>
         <w:br/>
-        <w:t>IN his introduction to Dalton's memoir of Miguel Marmol, the leader of a failed uprising in 1932, Argueta quotes the historian Thomas Anderson, who wrote that among all the nations of Latin America El Salvador is "a chronically unhappy country." "But," Argueta argues, "there is something more exceptional: that at a high cost in lives, it has struggled to change the society of horror, which has been equally exceptional. And it continues to search for the social peace that has been unknown in its history."</w:t>
+        <w:t xml:space="preserve">  It stands to reason that the more desperate the people migrating, the harsher the deterrence that must be inflicted. In practice, this boils down to increasing the danger they face crossing the border illegally, the likelihood of detention if caught, and the difficulty of living their lives afterward without being deported. Some administer these policies reluctantly, others with zeal.</w:t>
         <w:br/>
-        <w:t>Argueta's novel of poet-rebels, brother-traitors and young women wandering in a forest of wolves is an invaluable memento of that exceptional past.</w:t>
+        <w:t xml:space="preserve">  Whereas under President Barack Obama, a proposal by immigration officials to separate parents from children -- a ''painful'' but ''not fatal'' deterrent -- was dismissed as ''inhumane,'' the Trump administration, in its eagerness, fumbled the chaotic separation of thousands before a nationwide outcry forced a retreat. Blitzer quotes a post-mortem convened by Miller: ''We need to be smarter if we want to implement something on this scale again.''</w:t>
+        <w:br/>
+        <w:t xml:space="preserve">  American policy debates are often notable for their parochialism, and so it is perhaps unsurprising that Blitzer makes only passing mention of the experiences of the European Union, where debates over asylum seekers, experiments with ''humane'' deterrence and eruptions of anti-immigrant populism predate the United States'. Australia's island prisons for refugees, or South America's relatively tolerant and generous systems, go unmentioned.</w:t>
+        <w:br/>
+        <w:t xml:space="preserve">  Yet despite the incantations of politicians who promise to restore the integrity of borders and the nation-state, migration is an increasingly global phenomenon, and migrants from Asia and Africa make up a growing share of those apprehended at the border. Like climate change, the rich world's migration crisis cannot be properly understood at the national scale. Instead, it raises fundamental questions about what it means to be an ethical citizen.</w:t>
+        <w:br/>
+        <w:t xml:space="preserve">  Conflicts over immigration often arise from similarity rather than difference, and the strangers at our border have a familiar history that Blitzer tells in meticulous and vivid detail. It is our own.</w:t>
+        <w:br/>
+        <w:t xml:space="preserve">  EVERYONE WHO IS GONE IS HERE: The United States, Central America, and the Making of a Crisis | By Jonathan Blitzer | Penguin | 523 pp. | $32</w:t>
         <w:br/>
         <w:br/>
-        <w:t>http://www.nytimes.com</w:t>
+        <w:t>https://www.nytimes.com/2024/02/05/books/review/jonathan-blitzer-everyone-who-is-gone-is-here.html</w:t>
         <w:br/>
         <w:br/>
         <w:t>Graphic</w:t>
@@ -86,7 +94,7 @@
         <w:br/>
         <w:t xml:space="preserve"> </w:t>
         <w:br/>
-        <w:t>Drawing (Danijel Zezelj)</w:t>
+        <w:t>PHOTO: A group of migrants wait to be taken away and processed at a detention center by U.S. Customs and Border Patrol officials. (PHOTOGRAPH BY MARK ABRAMSON FOR THE NEW YORK TIMES) This article appeared in print on page BR17.</w:t>
       </w:r>
     </w:p>
     <w:sectPr>

--- a/example_articles/countries/El Salvador/1.countries_El Salvador_New_York_Times.docx
+++ b/example_articles/countries/El Salvador/1.countries_El Salvador_New_York_Times.docx
@@ -7,7 +7,9 @@
         <w:pStyle w:val="Heading1"/>
       </w:pPr>
       <w:r>
-        <w:t>Cause and Effect</w:t>
+        <w:t>RITUALS: Families and Traditions;</w:t>
+        <w:br/>
+        <w:t>Quinceanera: A Girl Grows Up</w:t>
       </w:r>
     </w:p>
     <w:p>
@@ -17,22 +19,22 @@
     </w:p>
     <w:p>
       <w:r>
-        <w:t>Date: 2024-03-03</w:t>
+        <w:t>Date: 1996-02-01</w:t>
       </w:r>
     </w:p>
     <w:p>
       <w:r>
-        <w:t>Section: Section BR; Column 0; Book Review Desk; Pg. 17; NONFICTION</w:t>
+        <w:t>Section: Section C; ; Section C;  Page 1;  Column 1;  Home Desk ; Column 1;</w:t>
       </w:r>
     </w:p>
     <w:p>
       <w:r>
-        <w:t>Source file: NYT/4.DOCX</w:t>
+        <w:t>Source file: NYT/52.DOCX</w:t>
       </w:r>
     </w:p>
     <w:p>
       <w:r>
-        <w:t>Raw locations result, 'locations': ['California', 'El Salvador']</w:t>
+        <w:t>Raw locations result, 'locations': ['Texas', 'New Jersey', 'El Salvador']</w:t>
       </w:r>
     </w:p>
     <w:p>
@@ -49,44 +51,79 @@
     </w:p>
     <w:p>
       <w:r>
-        <w:t>In ''Everyone Who Is Gone Is Here,'' Jonathan Blitzer connects the dots between U.S. foreign policy in Central America and the migrant crisis.</w:t>
+        <w:t>UNTIL Karla Chavez walked down the church aisle on her parents' arms, the entire Chavez family and the priest at St. Ann's Roman Catholic Church here had struggled to stay calm. First, traffic delayed the family's arrival; then, the six-member mariachi band they had hired turned out to have only two players. Even the Rev. David Zapalac, a Texan with Czechoslovak roots, was anxious -- about his proficiency in Spanish.</w:t>
         <w:br/>
-        <w:t xml:space="preserve">EVERYONE WHO IS GONE IS HERE: The United States, Central America, and the Making of a Crisis, by Jonathan Blitzer </w:t>
+        <w:t>But as Karla reached the altar on a recent Saturday, Cinderella-like in her hooped pink frilled gown with puffed sleeves and skintight sequined bodice and topped with a pink tiara, she beamed with triumph. She twirled toward the congregation, turned serious again and listened intently as Father Zapalac began a Mass in Spanish to honor her quinceanera, her 15th birthday.</w:t>
         <w:br/>
-        <w:t xml:space="preserve">  The immigration crisis at the southern border has become a defining issue of this year's presidential election.</w:t>
+        <w:t>The quinceanera (pronounced KEEN-se-an-YEH-ra) made Karla queen for a day that began with the Mass and culminated in a huge fiesta: dinner for some 150 people, more mariachis, a disk jockey and a professionally made video.</w:t>
         <w:br/>
-        <w:t xml:space="preserve">  With polls showing Americans' rising alarm at a surge in migration, President Biden has tacked right, pleading with Republicans to sign a bipartisan deal that grants them much of their immigration wish list, including curtailing asylum. Given his druthers, he'd ''shut down the border right now and fix it quickly,'' he has said. Donald Trump, who wrested anti-immigrant politics into the mainstream in his first campaign, has promised to take control by carrying out ''the largest deportation in history'' if re-elected.</w:t>
+        <w:t>"My mother asked me did I want a quinceanera or a trip?" Karla recalled. "You can have a trip anytime. I had good grades. I had no boyfriends. I was good. This is my reward. I am very happy."</w:t>
         <w:br/>
-        <w:t xml:space="preserve">  As Jonathan Blitzer shows in ''Everyone Who Is Gone Is Here,'' his timely and instructive history of the immigration crisis, the trouble at the border isn't likely to be solved soon, since it is the outcome of a long and vexed entanglement between the United States and its southern neighbors. In the past decade, those crossing have shifted from Mexicans looking for work to Central Americans and others seeking asylum. The deplorable results include unaccompanied children, family separations and refugee encampments.</w:t>
+        <w:t>If this centuries-old Latin American tradition both marks a young girl's passage into womanhood and celebrates her innocence, it also highlights the powerful role that age-old rituals play in modern American society. The quinceanera, celebrated wherever Hispanic families live, is as much a family statement, a reaffirmation of its cultural identity and its unity in a new world as it is an overblown birthday party.</w:t>
         <w:br/>
-        <w:t xml:space="preserve">  Drawing on his reporting as a staff writer for The New Yorker, Blitzer profiles a cast that includes migrants, activists and politicians, unspooling their stories across a half-century in three acts: the Cold War counterinsurgencies in El Salvador, Guatemala and Honduras, which displaced millions and helped remake U.S. immigration policy; the growth of gangs in Central America, bolstered by deportation; and the rise in asylum seekers as a mass movement of the dispossessed.</w:t>
+        <w:t>It also underscores a struggle of the Roman Catholic Church, which is intent on maintaining a foothold among young Hispanics, who are increasingly wary of religion.</w:t>
         <w:br/>
-        <w:t xml:space="preserve">  Juan Romagaoza, a leftist medical student and the moral center of the book, is witness to the horrors of the Salvadoran military's repression, backed by the United States, in the 1980s. After being maimed by soldiers during torture, he escapes to Mexico and eventually to the United States, where he participates in the struggles of Central Americans seeking protection against deportation. Early waves of activists and deserters are followed by migrants fleeing poverty and violence as the ''dividing line between the U.S. and Central America only grew blurrier.'' At one point almost a quarter of El Salvador's population would be living in this country.</w:t>
+        <w:t>The tradition makes a teen-age girl face contradictions in her life. She is at an age when beer parties may seem more attractive than dancing a waltz with her father (a quinceanera tradition). Reaffirming baptismal vows and making a commitment to chastity might compete with the pressures faced by any young woman: boyfriends, having a baby, drugs or, in some neighborhoods, joining a gang.</w:t>
         <w:br/>
-        <w:t xml:space="preserve">  Among them is Eddie Anzora, a working-class kid growing up ''half anthropologist, half wannabe hood'' in South Los Angeles, where a metastasizing gang culture reflects the American dialectic between prison and street life. As the war on gang crime accelerates through the late 1980s, his city becomes a focus of a domestic counterinsurgency, the ''national vanguard of anti-gang policing.'' California cops pioneer collaborations with immigration authorities to ''clean out'' city and state jails, a practice later replicated on a nationwide scale: ''It was much easier to deport someone than it was to convict him of a crime.''</w:t>
+        <w:t>Yet, the quince, as it is called here, endures. In Houston, where more than 30 percent of the population is Hispanic, priests say there are more quinceanera blessings than weddings. And there is marketing to match. Some shops focus entirely on outfits, and families fall into debt to pay for a celebration that can cost $50,000. Critical of the extravagance of quinceanera parties and of the widespread tendency to ignore the religious part of the tradition, the Catholic Church now promulgates guidelines through its dioceses but leaves it to each parish to adapt the guidelines to tradition. In Texas, some parishes perform quinceanera blessings by the dozens with no requirements, while others require lengthy religious preparations and still others refuse to do them altogether. Some families shop around to find a priest willing to perform a ceremony for a daughter unwilling to have religious training.</w:t>
         <w:br/>
-        <w:t xml:space="preserve">  In a post-conflict Central America suffering under the corrupt rule of ex-combatants, the criminal gangs take root. The U.S. deportation machine eventually catches up with Anzora after he's arrested for drug possession, and he ends up back in El Salvador, where he has to dodge gang members deported from the streets of L.A. Fleeing poverty and criminal violence, Central Americans begin to claim asylum in ever greater numbers at the southern border, leading to the humanitarian crises we see there today -- starting with a wave of unaccompanied children in 2014.</w:t>
+        <w:t>"We're trying to make sure the religious significance is maintained," said the Rev. Frank Rossi, chancellor of the Galveston-Houston Diocese. "With the church blessing comes the expectations of Christian living."</w:t>
         <w:br/>
-        <w:t xml:space="preserve">  The last major immigration reform passed by Congress was in 1990; since then, the border has been mostly managed by ad hoc executive action and the federal courts. As Blitzer illustrates, the American immigration system is a victim of its own dysfunction. The growing backlog in asylum applications encourages more people to use it to stay in the country; draconian laws and border controls increase the population of ''trapped'' undocumented immigrants; rules meant to protect children at the border incentivize parents to send them on their own.</w:t>
+        <w:t>As for the huge sums that families spend on quinces, he said, "It's difficult for us to become the fashion patrol."</w:t>
         <w:br/>
-        <w:t xml:space="preserve">  In at times exhaustive detail, Blitzer chronicles the policy sausage factory in Washington, D.C., contrasting figures like Cecilia Muñoz, a former activist who reluctantly joins the Obama administration, with Trump's most influential adviser on immigration, Stephen Miller, who ''embraced the role of archvillain.''</w:t>
+        <w:t>"It's a very vulnerable age," he said of the girls. "That's why the church is open to quinceaneras: because it provides us the opportunity to talk with our girls about the issues important to their lives."</w:t>
         <w:br/>
-        <w:t xml:space="preserve">  Yet even as Blitzer dramatizes these partisan battles and the consequences they have for people's lives -- such as when, in 1998, Muñoz and other organizers lobbied for ''175,000 immigrant children'' to have their food stamps restored -- he exposes the deep continuities between Democratic and Republican administrations. The most ironclad is the fixation on the ''deterrence'' of unauthorized immigrants with increasingly harsh consequences, expressed by strategies with names like Consequence Delivery System, ''prevention through deterrence'' and the Criminal Consequence Initiative.</w:t>
+        <w:t>Quinces are particularly popular among the first- and second-generation Hispanic immigrants. The tradition tends to dissipate by the third generation.</w:t>
         <w:br/>
-        <w:t xml:space="preserve">  It stands to reason that the more desperate the people migrating, the harsher the deterrence that must be inflicted. In practice, this boils down to increasing the danger they face crossing the border illegally, the likelihood of detention if caught, and the difficulty of living their lives afterward without being deported. Some administer these policies reluctantly, others with zeal.</w:t>
+        <w:t>Karla's quince was tender with symbolism for the entire family. Born in El Salvador, she was raised there for nine years by her father's mother after her parents escaped the civil war and struggled to make a new life as American citizens. Her mother, Josy, now 31, never had a quince because at 15 she was pregnant with Karla.</w:t>
         <w:br/>
-        <w:t xml:space="preserve">  Whereas under President Barack Obama, a proposal by immigration officials to separate parents from children -- a ''painful'' but ''not fatal'' deterrent -- was dismissed as ''inhumane,'' the Trump administration, in its eagerness, fumbled the chaotic separation of thousands before a nationwide outcry forced a retreat. Blitzer quotes a post-mortem convened by Miller: ''We need to be smarter if we want to implement something on this scale again.''</w:t>
+        <w:t>Karla and her older brother, Mauricio, joined their parents in Houston in 1991. Now in 10th grade, a top student and a cheerleader, she dreams of becoming a dancer or a journalist. Next fall, she hopes to become an American citizen.</w:t>
         <w:br/>
-        <w:t xml:space="preserve">  American policy debates are often notable for their parochialism, and so it is perhaps unsurprising that Blitzer makes only passing mention of the experiences of the European Union, where debates over asylum seekers, experiments with ''humane'' deterrence and eruptions of anti-immigrant populism predate the United States'. Australia's island prisons for refugees, or South America's relatively tolerant and generous systems, go unmentioned.</w:t>
+        <w:t>It was Josy Chavez who first insisted that Karla have a quince. For Mrs. Chavez, a bookkeeper, and her husband, Carlos, 34, the grill manager at the Houston Racquet Club, it was an opportunity to recreate a part of their culture and to honor their daughter, whose first decade they had missed. And it was a chance to bring together their extended family for the first time in 15 years.</w:t>
         <w:br/>
-        <w:t xml:space="preserve">  Yet despite the incantations of politicians who promise to restore the integrity of borders and the nation-state, migration is an increasingly global phenomenon, and migrants from Asia and Africa make up a growing share of those apprehended at the border. Like climate change, the rich world's migration crisis cannot be properly understood at the national scale. Instead, it raises fundamental questions about what it means to be an ethical citizen.</w:t>
+        <w:t>The importance of the quinceanera for the Chavezes is an example of the enduring potency of public ritual in the United States.</w:t>
         <w:br/>
-        <w:t xml:space="preserve">  Conflicts over immigration often arise from similarity rather than difference, and the strangers at our border have a familiar history that Blitzer tells in meticulous and vivid detail. It is our own.</w:t>
+        <w:t>"Ritual paces our lives," said Gina Bria, an anthropologist and kinship specialist who is a fellow at the Institute on Family Development, a social-sciences research group in New York. "It tells us what next step to take. It is a social process that allows us to have a public identity."</w:t>
         <w:br/>
-        <w:t xml:space="preserve">  EVERYONE WHO IS GONE IS HERE: The United States, Central America, and the Making of a Crisis | By Jonathan Blitzer | Penguin | 523 pp. | $32</w:t>
+        <w:t>She added, "It helps people coalesce around a culture that is spreading out."</w:t>
         <w:br/>
+        <w:t>In the week before the celebration, the two-bedroom Chavez apartment filled with guests. Mr. Chavez's parents arrived from El Salvador, their first trip to the United States. His brother Ruben came from New Jersey. In all, 17 cousins and 6 aunts and uncles stayed in friends' apartments.</w:t>
         <w:br/>
-        <w:t>https://www.nytimes.com/2024/02/05/books/review/jonathan-blitzer-everyone-who-is-gone-is-here.html</w:t>
+        <w:t>While rich families have always had lavish quince parties, working-class families in the United States now also splurge on such extravagances as limousines and elaborate dresses.</w:t>
+        <w:br/>
+        <w:t>Karla's family saved for the last three years to give her a $10,000 party complete with a parade of damas and caballeros -- friends and relatives who escort the girl up the church aisle, each representing a year in her life. Then there was the jewelry: a ring, a necklace, a pair of earrings and a bracelet, as well as a Bible and rosary beads.</w:t>
+        <w:br/>
+        <w:t>Certain Hispanic communities ask the godmothers and godfathers of the girl to share the cost. Karla's parents paid for all of it themselves. Although Karla did not do this, some young women are escorted down the church aisle by a male escort, a move that is frowned upon by the church, which insists that the celebration not resemble a wedding.</w:t>
+        <w:br/>
+        <w:t>The church is concerned that the quince not be perceived by young women as a green light for becoming pregnant or viewed as another occasion for heavy drinking. The religious education the girls receive includes a reaffirmation of baptismal vows and a catechism class and stresses the need for sexual abstinence.</w:t>
+        <w:br/>
+        <w:t>If having a quince officially transformed Karla into a young woman, it did not change her mother's mind on certain topics.</w:t>
+        <w:br/>
+        <w:t>"She can have a boyfriend when she is in college," Mrs. Chavez said, only to be interrupted by Karla.</w:t>
+        <w:br/>
+        <w:t>"My mother is scared because she was 15 when she got pregnant," Karla said. "But I don't want to do the same."</w:t>
+        <w:br/>
+        <w:t>Yet, not every 15-year-old Hispanic girl may want a quince, cautioned Sister Juanita Martinez, who taught Karla in quinceanera classes at St. Ann's. It is often the mother who pushes a girl to have a quince, said Sister Juanita, who has worked in the parish for 12 years. Her modern and straightforward approach allows her to act as a bridge between teen-age girls and their parents (often single mothers) -- digging out the girls' fears, listening to their concerns.</w:t>
+        <w:br/>
+        <w:t>Sister Juanita also teaches a class on sex education and on "how to say no." Sex is a topic that many parents in the parish have neglected to broach with their children, she said, so she invites parents to her lectures as well.</w:t>
+        <w:br/>
+        <w:t>In each year's quince classes, Sister Juanita sees girls who drop out, run away from home, become pregnant. "These girls never stop to look at their lives," she said. "They just keep on going until something pops up, like a baby or a boyfriend. Some girls have a quinceanera and then immediately want a wedding.</w:t>
+        <w:br/>
+        <w:t>"Another thing that happens is that the parents invest a lot of money. After the quince you discover the phone is disconnected and they're over here in the social ministries for help to pay rent and bills."</w:t>
+        <w:br/>
+        <w:t>For months before the big day, Karla went to Sister Juanita's religion classes and helped teach catechism to children. She also worried about not eating too much. She wanted to be able to fit into the $600 dress the Chavezes ordered a year ago.</w:t>
+        <w:br/>
+        <w:t>The morning of the ceremony, the whole family was up before dawn. First came the hairstyling and application of makeup at a friend's house.</w:t>
+        <w:br/>
+        <w:t>"I'm worried about the church," Karla said. "What if I stumble?"</w:t>
+        <w:br/>
+        <w:t>But anxiety really took over when she was late arriving home and there was only 15 minutes to dress. Mr. Chavez helped tie the hoops for her skirt. Mrs. Chavez slid the gown over the precarious hairdo. Mauricio helped her put on her zirconium earrings. There was barely time to grab a piece of gum and dash through the rain to the waiting white stretch limousine. The church ceremony, at 1 P.M., went off without a hitch.</w:t>
+        <w:br/>
+        <w:t>At 6 P.M. the guests began pouring into the ballroom at the Houston Racquet Club. There was an ice sculpture, two huge cream cakes, pink knives to cut the cake and an extensive Mexican buffet including margaritas. The mariachis performed. (It was easier to find mariachis than Salvadoran singers.) Karla turned down a glass of champagne, preferring soda.</w:t>
+        <w:br/>
+        <w:t>At the dance she was very much her own woman. She mingled with the guests. She asked the boys to dance. The disco lights began to flash and the merengue rhythms kicked in. The floor filled up, a forest of spike heels and sensuously moving hips. Karla's grandparents sat and watched as her pink dress swept across the dance floor.</w:t>
+        <w:br/>
+        <w:t>"In Salvador, the parties are so much smaller, more humble," her paternal grandmother, Marta Chavez, said somewhat wistfully. "There was the war for so long. But this is very special. I raised her, too. In a way, she was like a daughter. I look at her now and I see a young woman."</w:t>
         <w:br/>
         <w:br/>
         <w:t>Graphic</w:t>
@@ -94,7 +131,7 @@
         <w:br/>
         <w:t xml:space="preserve"> </w:t>
         <w:br/>
-        <w:t>PHOTO: A group of migrants wait to be taken away and processed at a detention center by U.S. Customs and Border Patrol officials. (PHOTOGRAPH BY MARK ABRAMSON FOR THE NEW YORK TIMES) This article appeared in print on page BR17.</w:t>
+        <w:t>Photos: 7 P.M. -- Facing her guests and serenaded by mariachis, Karla Chavez basks in a day that is truly hers. 9:15 P.M. -- The big family moment of the quinceanera tradition: Karla's waltz with her father, Carlos Chavez. (Photographs by F. Carter Smith for The New York Times)(pg. C4); 9 A.M. -- Please, no bad hair day! A friend sprays every strand into place. 11:50 A.M. -- Panic! Dressing with her mother, Josy Chavez, in 15 minutes. 1:30 P.M. -- Receiving a blessing from the Rev. David Zapalac. 6:20 P.M. -- Centuries of tradition have led up to Karla Chavez's entrance to her dance at Houston Racquet Club, on the night of her coming-of-age. 9:30 P.M. The evening's still young: at least three hours of dancing to go. (Photographs by F. Carter Smith for The New York Times)(pg. C1)</w:t>
       </w:r>
     </w:p>
     <w:sectPr>
